--- a/FA25BSEC/Lab/Lab08/labtask.docx
+++ b/FA25BSEC/Lab/Lab08/labtask.docx
@@ -153,12 +153,13 @@
         </w:numPr>
       </w:pPr>
       <w:r>
-        <w:t>UML Class diagram (Generated by Intelij)</w:t>
-      </w:r>
-    </w:p>
-    <w:p>
-      <w:r>
-        <w:t xml:space="preserve"> Programming Requirements (Mandatory)</w:t>
+        <w:t>Draw the UML class diagram neatly on a blank page, clearly showing class names, attributes, methods, correct symbols for access modifiers (+, −, #), inheritance, and associations, and include your Name and Registration Number at the top as the title.</w:t>
+      </w:r>
+      <w:r>
+        <w:t xml:space="preserve"> Programming Requirements</w:t>
+      </w:r>
+      <w:r>
+        <w:t>.</w:t>
       </w:r>
     </w:p>
     <w:p>
@@ -367,17 +368,6 @@
         <w:t xml:space="preserve">Override methods in child classes using @Override. </w:t>
       </w:r>
     </w:p>
-    <w:p>
-      <w:pPr>
-        <w:numPr>
-          <w:ilvl w:val="0"/>
-          <w:numId w:val="21"/>
-        </w:numPr>
-      </w:pPr>
-      <w:r>
-        <w:t xml:space="preserve">Ensure runtime polymorphism is clearly demonstrated. </w:t>
-      </w:r>
-    </w:p>
     <w:p/>
     <w:p>
       <w:r>
@@ -492,7 +482,6 @@
     <w:p/>
     <w:p>
       <w:r>
-        <w:lastRenderedPageBreak/>
         <w:t>10. Encapsulation</w:t>
       </w:r>
     </w:p>
@@ -504,6 +493,7 @@
         </w:numPr>
       </w:pPr>
       <w:r>
+        <w:lastRenderedPageBreak/>
         <w:t xml:space="preserve">Use private/protected variables. </w:t>
       </w:r>
     </w:p>
@@ -731,7 +721,6 @@
         </w:numPr>
       </w:pPr>
       <w:r>
-        <w:lastRenderedPageBreak/>
         <w:t xml:space="preserve">FA25-BSE-007 — ABU BAKAR </w:t>
       </w:r>
     </w:p>
@@ -743,6 +732,7 @@
         </w:numPr>
       </w:pPr>
       <w:r>
+        <w:lastRenderedPageBreak/>
         <w:t xml:space="preserve">FA25-BSE-119 — TAHA BIN TARIQ </w:t>
       </w:r>
     </w:p>
@@ -1007,32 +997,32 @@
           <w:b/>
           <w:bCs/>
         </w:rPr>
+        <w:t>Abstract Class:</w:t>
+      </w:r>
+      <w:r>
+        <w:t xml:space="preserve"> OnlineAccount</w:t>
+      </w:r>
+      <w:r>
+        <w:br/>
+      </w:r>
+      <w:r>
+        <w:rPr>
+          <w:b/>
+          <w:bCs/>
+        </w:rPr>
+        <w:t>Child Classes:</w:t>
+      </w:r>
+      <w:r>
+        <w:t xml:space="preserve"> EmailAccount, SocialAccount, CloudAccount</w:t>
+      </w:r>
+    </w:p>
+    <w:p>
+      <w:r>
+        <w:rPr>
+          <w:b/>
+          <w:bCs/>
+        </w:rPr>
         <w:lastRenderedPageBreak/>
-        <w:t>Abstract Class:</w:t>
-      </w:r>
-      <w:r>
-        <w:t xml:space="preserve"> OnlineAccount</w:t>
-      </w:r>
-      <w:r>
-        <w:br/>
-      </w:r>
-      <w:r>
-        <w:rPr>
-          <w:b/>
-          <w:bCs/>
-        </w:rPr>
-        <w:t>Child Classes:</w:t>
-      </w:r>
-      <w:r>
-        <w:t xml:space="preserve"> EmailAccount, SocialAccount, CloudAccount</w:t>
-      </w:r>
-    </w:p>
-    <w:p>
-      <w:r>
-        <w:rPr>
-          <w:b/>
-          <w:bCs/>
-        </w:rPr>
         <w:t>Assigned Students:</w:t>
       </w:r>
     </w:p>
@@ -1296,19 +1286,16 @@
       </w:r>
       <w:r>
         <w:br/>
-        <w:t xml:space="preserve">Create a system for home appliances like washing machines, microwave ovens, and air coolers. Each </w:t>
-      </w:r>
-      <w:r>
+        <w:t>Create a system for home appliances like washing machines, microwave ovens, and air coolers. Each appliance has different functionality and energy consumption patterns but shares common operational behavior.</w:t>
+      </w:r>
+    </w:p>
+    <w:p>
+      <w:r>
+        <w:rPr>
+          <w:b/>
+          <w:bCs/>
+        </w:rPr>
         <w:lastRenderedPageBreak/>
-        <w:t>appliance has different functionality and energy consumption patterns but shares common operational behavior.</w:t>
-      </w:r>
-    </w:p>
-    <w:p>
-      <w:r>
-        <w:rPr>
-          <w:b/>
-          <w:bCs/>
-        </w:rPr>
         <w:t>Abstract Class:</w:t>
       </w:r>
       <w:r>
@@ -1593,7 +1580,6 @@
           <w:b/>
           <w:bCs/>
         </w:rPr>
-        <w:lastRenderedPageBreak/>
         <w:t>Description:</w:t>
       </w:r>
       <w:r>
@@ -1607,6 +1593,7 @@
           <w:b/>
           <w:bCs/>
         </w:rPr>
+        <w:lastRenderedPageBreak/>
         <w:t>Abstract Class:</w:t>
       </w:r>
       <w:r>
@@ -1891,7 +1878,6 @@
           <w:b/>
           <w:bCs/>
         </w:rPr>
-        <w:lastRenderedPageBreak/>
         <w:t>Description:</w:t>
       </w:r>
       <w:r>
@@ -1905,6 +1891,7 @@
           <w:b/>
           <w:bCs/>
         </w:rPr>
+        <w:lastRenderedPageBreak/>
         <w:t>Abstract Class:</w:t>
       </w:r>
       <w:r>
